--- a/Knowledge/3-Work knowledge/1-Software Engineering/2-General Technologies/9-Databases/5-My Source/1-Intro to Databases/2-Database Management System/1-Database Management System.docx
+++ b/Knowledge/3-Work knowledge/1-Software Engineering/2-General Technologies/9-Databases/5-My Source/1-Intro to Databases/2-Database Management System/1-Database Management System.docx
@@ -31,6 +31,7 @@
       </w:pPr>
       <w:r>
         <w:rPr>
+          <w:rFonts w:ascii="Arial" w:hAnsi="Arial" w:eastAsia="Arial"/>
           <w:b/>
           <w:color w:val="000000"/>
           <w:sz w:val="18"/>
@@ -40,6 +41,7 @@
       </w:r>
       <w:r>
         <w:rPr>
+          <w:rFonts w:ascii="Arial" w:hAnsi="Arial" w:eastAsia="Arial"/>
           <w:color w:val="000000"/>
           <w:sz w:val="18"/>
           <w:highlight w:val="lightGray"/>
@@ -48,6 +50,7 @@
       </w:r>
       <w:r>
         <w:rPr>
+          <w:rFonts w:ascii="Arial" w:hAnsi="Arial" w:eastAsia="Arial"/>
           <w:b/>
           <w:color w:val="000000"/>
           <w:sz w:val="18"/>
@@ -57,6 +60,7 @@
       </w:r>
       <w:r>
         <w:rPr>
+          <w:rFonts w:ascii="Arial" w:hAnsi="Arial" w:eastAsia="Arial"/>
           <w:color w:val="000000"/>
           <w:sz w:val="18"/>
           <w:highlight w:val="lightGray"/>
@@ -65,6 +69,7 @@
       </w:r>
       <w:r>
         <w:rPr>
+          <w:rFonts w:ascii="Arial" w:hAnsi="Arial" w:eastAsia="Arial"/>
           <w:b/>
           <w:color w:val="000000"/>
           <w:sz w:val="18"/>
@@ -74,6 +79,7 @@
       </w:r>
       <w:r>
         <w:rPr>
+          <w:rFonts w:ascii="Arial" w:hAnsi="Arial" w:eastAsia="Arial"/>
           <w:color w:val="000000"/>
           <w:sz w:val="18"/>
           <w:highlight w:val="lightGray"/>
@@ -262,6 +268,7 @@
       </w:pPr>
       <w:r>
         <w:rPr>
+          <w:rFonts w:ascii="Arial" w:hAnsi="Arial" w:eastAsia="Arial"/>
           <w:b/>
           <w:color w:val="000000"/>
           <w:sz w:val="18"/>
@@ -271,6 +278,7 @@
       </w:r>
       <w:r>
         <w:rPr>
+          <w:rFonts w:ascii="Arial" w:hAnsi="Arial" w:eastAsia="Arial"/>
           <w:color w:val="000000"/>
           <w:sz w:val="18"/>
           <w:highlight w:val="lightGray"/>
@@ -279,6 +287,7 @@
       </w:r>
       <w:r>
         <w:rPr>
+          <w:rFonts w:ascii="Arial" w:hAnsi="Arial" w:eastAsia="Arial"/>
           <w:b/>
           <w:color w:val="000000"/>
           <w:sz w:val="18"/>
@@ -288,6 +297,7 @@
       </w:r>
       <w:r>
         <w:rPr>
+          <w:rFonts w:ascii="Arial" w:hAnsi="Arial" w:eastAsia="Arial"/>
           <w:color w:val="000000"/>
           <w:sz w:val="18"/>
           <w:highlight w:val="lightGray"/>
@@ -296,6 +306,7 @@
       </w:r>
       <w:r>
         <w:rPr>
+          <w:rFonts w:ascii="Arial" w:hAnsi="Arial" w:eastAsia="Arial"/>
           <w:b/>
           <w:color w:val="000000"/>
           <w:sz w:val="18"/>
@@ -305,6 +316,7 @@
       </w:r>
       <w:r>
         <w:rPr>
+          <w:rFonts w:ascii="Arial" w:hAnsi="Arial" w:eastAsia="Arial"/>
           <w:color w:val="000000"/>
           <w:sz w:val="18"/>
           <w:highlight w:val="lightGray"/>
@@ -926,6 +938,7 @@
       </w:pPr>
       <w:r>
         <w:rPr>
+          <w:rFonts w:ascii="Arial" w:hAnsi="Arial" w:eastAsia="Arial"/>
           <w:b/>
           <w:color w:val="000000"/>
           <w:sz w:val="18"/>
@@ -935,6 +948,7 @@
       </w:r>
       <w:r>
         <w:rPr>
+          <w:rFonts w:ascii="Arial" w:hAnsi="Arial" w:eastAsia="Arial"/>
           <w:color w:val="000000"/>
           <w:sz w:val="18"/>
           <w:highlight w:val="lightGray"/>
@@ -943,6 +957,7 @@
       </w:r>
       <w:r>
         <w:rPr>
+          <w:rFonts w:ascii="Arial" w:hAnsi="Arial" w:eastAsia="Arial"/>
           <w:b/>
           <w:color w:val="000000"/>
           <w:sz w:val="18"/>
@@ -952,6 +967,7 @@
       </w:r>
       <w:r>
         <w:rPr>
+          <w:rFonts w:ascii="Arial" w:hAnsi="Arial" w:eastAsia="Arial"/>
           <w:color w:val="000000"/>
           <w:sz w:val="18"/>
           <w:highlight w:val="lightGray"/>
@@ -960,6 +976,7 @@
       </w:r>
       <w:r>
         <w:rPr>
+          <w:rFonts w:ascii="Arial" w:hAnsi="Arial" w:eastAsia="Arial"/>
           <w:b/>
           <w:color w:val="000000"/>
           <w:sz w:val="18"/>
@@ -969,6 +986,7 @@
       </w:r>
       <w:r>
         <w:rPr>
+          <w:rFonts w:ascii="Arial" w:hAnsi="Arial" w:eastAsia="Arial"/>
           <w:color w:val="000000"/>
           <w:sz w:val="18"/>
           <w:highlight w:val="lightGray"/>
@@ -1401,6 +1419,7 @@
       </w:pPr>
       <w:r>
         <w:rPr>
+          <w:rFonts w:ascii="Arial" w:hAnsi="Arial" w:eastAsia="Arial"/>
           <w:b/>
           <w:color w:val="000000"/>
           <w:sz w:val="18"/>
@@ -1410,6 +1429,7 @@
       </w:r>
       <w:r>
         <w:rPr>
+          <w:rFonts w:ascii="Arial" w:hAnsi="Arial" w:eastAsia="Arial"/>
           <w:color w:val="000000"/>
           <w:sz w:val="18"/>
           <w:highlight w:val="lightGray"/>
@@ -1418,6 +1438,7 @@
       </w:r>
       <w:r>
         <w:rPr>
+          <w:rFonts w:ascii="Arial" w:hAnsi="Arial" w:eastAsia="Arial"/>
           <w:b/>
           <w:color w:val="000000"/>
           <w:sz w:val="18"/>
@@ -1427,6 +1448,7 @@
       </w:r>
       <w:r>
         <w:rPr>
+          <w:rFonts w:ascii="Arial" w:hAnsi="Arial" w:eastAsia="Arial"/>
           <w:color w:val="000000"/>
           <w:sz w:val="18"/>
           <w:highlight w:val="lightGray"/>
@@ -1435,6 +1457,7 @@
       </w:r>
       <w:r>
         <w:rPr>
+          <w:rFonts w:ascii="Arial" w:hAnsi="Arial" w:eastAsia="Arial"/>
           <w:b/>
           <w:color w:val="000000"/>
           <w:sz w:val="18"/>
@@ -1444,6 +1467,7 @@
       </w:r>
       <w:r>
         <w:rPr>
+          <w:rFonts w:ascii="Arial" w:hAnsi="Arial" w:eastAsia="Arial"/>
           <w:color w:val="000000"/>
           <w:sz w:val="18"/>
           <w:highlight w:val="lightGray"/>
@@ -1731,6 +1755,7 @@
       </w:pPr>
       <w:r>
         <w:rPr>
+          <w:rFonts w:ascii="Arial" w:hAnsi="Arial" w:eastAsia="Arial"/>
           <w:b/>
           <w:color w:val="000000"/>
           <w:sz w:val="18"/>
@@ -1740,6 +1765,7 @@
       </w:r>
       <w:r>
         <w:rPr>
+          <w:rFonts w:ascii="Arial" w:hAnsi="Arial" w:eastAsia="Arial"/>
           <w:color w:val="000000"/>
           <w:sz w:val="18"/>
           <w:highlight w:val="lightGray"/>
@@ -1748,6 +1774,7 @@
       </w:r>
       <w:r>
         <w:rPr>
+          <w:rFonts w:ascii="Arial" w:hAnsi="Arial" w:eastAsia="Arial"/>
           <w:b/>
           <w:color w:val="000000"/>
           <w:sz w:val="18"/>
@@ -1757,6 +1784,7 @@
       </w:r>
       <w:r>
         <w:rPr>
+          <w:rFonts w:ascii="Arial" w:hAnsi="Arial" w:eastAsia="Arial"/>
           <w:color w:val="000000"/>
           <w:sz w:val="18"/>
           <w:highlight w:val="lightGray"/>
@@ -1765,6 +1793,7 @@
       </w:r>
       <w:r>
         <w:rPr>
+          <w:rFonts w:ascii="Arial" w:hAnsi="Arial" w:eastAsia="Arial"/>
           <w:b/>
           <w:color w:val="000000"/>
           <w:sz w:val="18"/>
@@ -1774,6 +1803,7 @@
       </w:r>
       <w:r>
         <w:rPr>
+          <w:rFonts w:ascii="Arial" w:hAnsi="Arial" w:eastAsia="Arial"/>
           <w:color w:val="000000"/>
           <w:sz w:val="18"/>
           <w:highlight w:val="lightGray"/>
@@ -2027,6 +2057,7 @@
       </w:pPr>
       <w:r>
         <w:rPr>
+          <w:rFonts w:ascii="Arial" w:hAnsi="Arial" w:eastAsia="Arial"/>
           <w:b/>
           <w:color w:val="000000"/>
           <w:sz w:val="18"/>
@@ -2036,6 +2067,7 @@
       </w:r>
       <w:r>
         <w:rPr>
+          <w:rFonts w:ascii="Arial" w:hAnsi="Arial" w:eastAsia="Arial"/>
           <w:color w:val="000000"/>
           <w:sz w:val="18"/>
           <w:highlight w:val="lightGray"/>
@@ -2044,6 +2076,7 @@
       </w:r>
       <w:r>
         <w:rPr>
+          <w:rFonts w:ascii="Arial" w:hAnsi="Arial" w:eastAsia="Arial"/>
           <w:b/>
           <w:color w:val="000000"/>
           <w:sz w:val="18"/>
@@ -2053,6 +2086,7 @@
       </w:r>
       <w:r>
         <w:rPr>
+          <w:rFonts w:ascii="Arial" w:hAnsi="Arial" w:eastAsia="Arial"/>
           <w:color w:val="000000"/>
           <w:sz w:val="18"/>
           <w:highlight w:val="lightGray"/>
@@ -2061,6 +2095,7 @@
       </w:r>
       <w:r>
         <w:rPr>
+          <w:rFonts w:ascii="Arial" w:hAnsi="Arial" w:eastAsia="Arial"/>
           <w:b/>
           <w:color w:val="000000"/>
           <w:sz w:val="18"/>
@@ -2070,6 +2105,7 @@
       </w:r>
       <w:r>
         <w:rPr>
+          <w:rFonts w:ascii="Arial" w:hAnsi="Arial" w:eastAsia="Arial"/>
           <w:color w:val="000000"/>
           <w:sz w:val="18"/>
           <w:highlight w:val="lightGray"/>
@@ -2466,6 +2502,7 @@
       </w:pPr>
       <w:r>
         <w:rPr>
+          <w:rFonts w:ascii="Arial" w:hAnsi="Arial" w:eastAsia="Arial"/>
           <w:b/>
           <w:color w:val="000000"/>
           <w:sz w:val="18"/>
@@ -2475,6 +2512,7 @@
       </w:r>
       <w:r>
         <w:rPr>
+          <w:rFonts w:ascii="Arial" w:hAnsi="Arial" w:eastAsia="Arial"/>
           <w:color w:val="000000"/>
           <w:sz w:val="18"/>
           <w:highlight w:val="lightGray"/>
@@ -2483,6 +2521,7 @@
       </w:r>
       <w:r>
         <w:rPr>
+          <w:rFonts w:ascii="Arial" w:hAnsi="Arial" w:eastAsia="Arial"/>
           <w:b/>
           <w:color w:val="000000"/>
           <w:sz w:val="18"/>
@@ -2492,6 +2531,7 @@
       </w:r>
       <w:r>
         <w:rPr>
+          <w:rFonts w:ascii="Arial" w:hAnsi="Arial" w:eastAsia="Arial"/>
           <w:color w:val="000000"/>
           <w:sz w:val="18"/>
           <w:highlight w:val="lightGray"/>
@@ -2500,6 +2540,7 @@
       </w:r>
       <w:r>
         <w:rPr>
+          <w:rFonts w:ascii="Arial" w:hAnsi="Arial" w:eastAsia="Arial"/>
           <w:b/>
           <w:color w:val="000000"/>
           <w:sz w:val="18"/>
@@ -2509,6 +2550,7 @@
       </w:r>
       <w:r>
         <w:rPr>
+          <w:rFonts w:ascii="Arial" w:hAnsi="Arial" w:eastAsia="Arial"/>
           <w:color w:val="000000"/>
           <w:sz w:val="18"/>
           <w:highlight w:val="lightGray"/>

--- a/Knowledge/3-Work knowledge/1-Software Engineering/2-General Technologies/9-Databases/5-My Source/1-Intro to Databases/2-Database Management System/1-Database Management System.docx
+++ b/Knowledge/3-Work knowledge/1-Software Engineering/2-General Technologies/9-Databases/5-My Source/1-Intro to Databases/2-Database Management System/1-Database Management System.docx
@@ -9,6 +9,9 @@
       <w:bookmarkStart w:id="0" w:name="_97mahtfsxz4v" w:colFirst="0" w:colLast="0"/>
       <w:bookmarkEnd w:id="0"/>
       <w:r>
+        <w:rPr>
+          <w:rFonts w:ascii="Calibri Light" w:hAnsi="Calibri Light" w:eastAsia="Calibri Light"/>
+        </w:rPr>
         <w:t>Database Management System</w:t>
       </w:r>
     </w:p>
@@ -22,6 +25,9 @@
       <w:bookmarkStart w:id="1" w:name="_f2l3et126y5j" w:colFirst="0" w:colLast="0"/>
       <w:bookmarkEnd w:id="1"/>
       <w:r>
+        <w:rPr>
+          <w:rFonts w:ascii="Calibri Light" w:hAnsi="Calibri Light" w:eastAsia="Calibri Light"/>
+        </w:rPr>
         <w:t>🧠 What Is a Database Management System (DBMS)?</w:t>
       </w:r>
     </w:p>
@@ -247,6 +253,7 @@
       <w:bookmarkEnd w:id="2"/>
       <w:r>
         <w:rPr>
+          <w:rFonts w:ascii="Calibri Light" w:hAnsi="Calibri Light" w:eastAsia="Calibri Light"/>
           <w:b/>
           <w:bCs/>
           <w:sz w:val="34"/>
@@ -917,6 +924,7 @@
       <w:bookmarkEnd w:id="3"/>
       <w:r>
         <w:rPr>
+          <w:rFonts w:ascii="Calibri Light" w:hAnsi="Calibri Light" w:eastAsia="Calibri Light"/>
           <w:b/>
           <w:bCs/>
           <w:sz w:val="34"/>
@@ -1398,6 +1406,7 @@
       <w:bookmarkEnd w:id="4"/>
       <w:r>
         <w:rPr>
+          <w:rFonts w:ascii="Calibri Light" w:hAnsi="Calibri Light" w:eastAsia="Calibri Light"/>
           <w:b/>
           <w:bCs/>
           <w:sz w:val="34"/>
@@ -1741,6 +1750,7 @@
       <w:bookmarkEnd w:id="5"/>
       <w:r>
         <w:rPr>
+          <w:rFonts w:ascii="Calibri Light" w:hAnsi="Calibri Light" w:eastAsia="Calibri Light"/>
           <w:b/>
           <w:bCs/>
           <w:sz w:val="34"/>
@@ -2036,6 +2046,7 @@
       <w:bookmarkEnd w:id="6"/>
       <w:r>
         <w:rPr>
+          <w:rFonts w:ascii="Calibri Light" w:hAnsi="Calibri Light" w:eastAsia="Calibri Light"/>
           <w:b/>
           <w:bCs/>
           <w:sz w:val="34"/>
@@ -2493,6 +2504,9 @@
       <w:bookmarkStart w:id="7" w:name="_tlil3l8fu58" w:colFirst="0" w:colLast="0"/>
       <w:bookmarkEnd w:id="7"/>
       <w:r>
+        <w:rPr>
+          <w:rFonts w:ascii="Calibri Light" w:hAnsi="Calibri Light" w:eastAsia="Calibri Light"/>
+        </w:rPr>
         <w:t>📌 Summary</w:t>
       </w:r>
     </w:p>
